--- a/05_Funcional/SPEC_0_El_Sistema.docx
+++ b/05_Funcional/SPEC_0_El_Sistema.docx
@@ -384,14 +384,21 @@
           <w:b/>
           <w:sz w:val="21"/>
         </w:rPr>
-        <w:t xml:space="preserve"> `DECISIONES.md` en lo decidido, `05_Funcional/17_...` en el cobre medido, y </w:t>
-      </w:r>
-      <w:r>
-        <w:rPr>
-          <w:b w:val="0"/>
-          <w:sz w:val="21"/>
-        </w:rPr>
-        <w:t>cada una de las otras ocho spec en su</w:t>
+        <w:t xml:space="preserve"> `05_Funcional/17_...` en el cobre medido y </w:t>
+      </w:r>
+      <w:r>
+        <w:rPr>
+          <w:b w:val="0"/>
+          <w:sz w:val="21"/>
+        </w:rPr>
+        <w:t xml:space="preserve">cada una de las otras ocho spec en su materia**; </w:t>
+      </w:r>
+      <w:r>
+        <w:rPr>
+          <w:rFonts w:ascii="Consolas" w:hAnsi="Consolas"/>
+          <w:sz w:val="21"/>
+        </w:rPr>
+        <w:t>DECISIONES.md</w:t>
       </w:r>
     </w:p>
     <w:p>
@@ -403,35 +410,35 @@
           <w:b w:val="0"/>
           <w:sz w:val="21"/>
         </w:rPr>
-        <w:t>materia</w:t>
+        <w:t xml:space="preserve">es su indice — aqui vive el puntero, nunca el desarrollo. Se cita el </w:t>
       </w:r>
       <w:r>
         <w:rPr>
           <w:b/>
           <w:sz w:val="21"/>
         </w:rPr>
-        <w:t xml:space="preserve"> — aqui vive el puntero, nunca el desarrollo. Se cita el </w:t>
-      </w:r>
-      <w:r>
-        <w:rPr>
-          <w:b w:val="0"/>
-          <w:sz w:val="21"/>
-        </w:rPr>
         <w:t>SIMBOLO</w:t>
       </w:r>
       <w:r>
         <w:rPr>
-          <w:b/>
-          <w:sz w:val="21"/>
-        </w:rPr>
-        <w:t xml:space="preserve">, nunca la linea (`CLAUDE.md` §7.3), y </w:t>
-      </w:r>
-      <w:r>
-        <w:rPr>
-          <w:b w:val="0"/>
-          <w:sz w:val="21"/>
-        </w:rPr>
-        <w:t>ninguna</w:t>
+          <w:b w:val="0"/>
+          <w:sz w:val="21"/>
+        </w:rPr>
+        <w:t>, nunca la linea (</w:t>
+      </w:r>
+      <w:r>
+        <w:rPr>
+          <w:rFonts w:ascii="Consolas" w:hAnsi="Consolas"/>
+          <w:sz w:val="21"/>
+        </w:rPr>
+        <w:t>CLAUDE.md</w:t>
+      </w:r>
+      <w:r>
+        <w:rPr>
+          <w:b w:val="0"/>
+          <w:sz w:val="21"/>
+        </w:rPr>
+        <w:t xml:space="preserve"> §7.3),</w:t>
       </w:r>
     </w:p>
     <w:p>
@@ -443,7 +450,21 @@
           <w:b w:val="0"/>
           <w:sz w:val="21"/>
         </w:rPr>
-        <w:t>cifra vive aqui** (§14).</w:t>
+        <w:t xml:space="preserve">y </w:t>
+      </w:r>
+      <w:r>
+        <w:rPr>
+          <w:b/>
+          <w:sz w:val="21"/>
+        </w:rPr>
+        <w:t>ninguna cifra vive aqui</w:t>
+      </w:r>
+      <w:r>
+        <w:rPr>
+          <w:b w:val="0"/>
+          <w:sz w:val="21"/>
+        </w:rPr>
+        <w:t xml:space="preserve"> (§14).</w:t>
       </w:r>
     </w:p>
     <w:p>
@@ -2035,13 +2056,6 @@
         </w:rPr>
         <w:t>Esclavo pone rojo en las tres primeras lineas de su `setup()`</w:t>
       </w:r>
-      <w:r>
-        <w:rPr>
-          <w:b w:val="0"/>
-          <w:sz w:val="21"/>
-        </w:rPr>
-        <w:t xml:space="preserve"> —«las luces</w:t>
-      </w:r>
     </w:p>
     <w:p>
       <w:pPr>
@@ -2052,35 +2066,14 @@
           <w:b w:val="0"/>
           <w:sz w:val="21"/>
         </w:rPr>
-        <w:t xml:space="preserve">primero, siempre»—; el </w:t>
+        <w:t xml:space="preserve">(«las luces primero, siempre»). El </w:t>
       </w:r>
       <w:r>
         <w:rPr>
           <w:b/>
           <w:sz w:val="21"/>
         </w:rPr>
-        <w:t>Maestro arranca A OSCURAS</w:t>
-      </w:r>
-      <w:r>
-        <w:rPr>
-          <w:b w:val="0"/>
-          <w:sz w:val="21"/>
-        </w:rPr>
-        <w:t xml:space="preserve"> y su primer rojo no llega hasta </w:t>
-      </w:r>
-      <w:r>
-        <w:rPr>
-          <w:rFonts w:ascii="Consolas" w:hAnsi="Consolas"/>
-          <w:sz w:val="21"/>
-        </w:rPr>
-        <w:t>menu_setup()</w:t>
-      </w:r>
-      <w:r>
-        <w:rPr>
-          <w:b w:val="0"/>
-          <w:sz w:val="21"/>
-        </w:rPr>
-        <w:t xml:space="preserve"> →</w:t>
+        <w:t>Maestro entra en AMBAR INTERMITENTE de fuera de servicio</w:t>
       </w:r>
     </w:p>
     <w:p>
@@ -2089,23 +2082,72 @@
       </w:pPr>
       <w:r>
         <w:rPr>
+          <w:b w:val="0"/>
+          <w:sz w:val="21"/>
+        </w:rPr>
+        <w:t>(</w:t>
+      </w:r>
+      <w:r>
+        <w:rPr>
           <w:rFonts w:ascii="Consolas" w:hAnsi="Consolas"/>
           <w:sz w:val="21"/>
         </w:rPr>
-        <w:t>coordinador_forzarMenu()</w:t>
-      </w:r>
-      <w:r>
-        <w:rPr>
-          <w:b w:val="0"/>
-          <w:sz w:val="21"/>
-        </w:rPr>
-        <w:t xml:space="preserve"> (</w:t>
+        <w:t>entrarAmbarDeArranque()</w:t>
+      </w:r>
+      <w:r>
+        <w:rPr>
+          <w:b w:val="0"/>
+          <w:sz w:val="21"/>
+        </w:rPr>
+        <w:t xml:space="preserve"> y </w:t>
       </w:r>
       <w:r>
         <w:rPr>
           <w:rFonts w:ascii="Consolas" w:hAnsi="Consolas"/>
           <w:sz w:val="21"/>
         </w:rPr>
+        <w:t>modo_ambar_setup()</w:t>
+      </w:r>
+      <w:r>
+        <w:rPr>
+          <w:b w:val="0"/>
+          <w:sz w:val="21"/>
+        </w:rPr>
+        <w:t xml:space="preserve">: todo-rojo y </w:t>
+      </w:r>
+      <w:r>
+        <w:rPr>
+          <w:rFonts w:ascii="Consolas" w:hAnsi="Consolas"/>
+          <w:sz w:val="21"/>
+        </w:rPr>
+        <w:t>CMD_GO_AMBAR</w:t>
+      </w:r>
+      <w:r>
+        <w:rPr>
+          <w:b w:val="0"/>
+          <w:sz w:val="21"/>
+        </w:rPr>
+        <w:t xml:space="preserve"> al Esclavo; </w:t>
+      </w:r>
+      <w:r>
+        <w:rPr>
+          <w:rFonts w:ascii="Consolas" w:hAnsi="Consolas"/>
+          <w:sz w:val="21"/>
+        </w:rPr>
+        <w:t>D-40</w:t>
+      </w:r>
+      <w:r>
+        <w:rPr>
+          <w:b w:val="0"/>
+          <w:sz w:val="21"/>
+        </w:rPr>
+        <w:t xml:space="preserve">, </w:t>
+      </w:r>
+      <w:r>
+        <w:rPr>
+          <w:rFonts w:ascii="Consolas" w:hAnsi="Consolas"/>
+          <w:sz w:val="21"/>
+        </w:rPr>
         <w:t>SPEC_1</w:t>
       </w:r>
       <w:r>
@@ -2113,21 +2155,7 @@
           <w:b w:val="0"/>
           <w:sz w:val="21"/>
         </w:rPr>
-        <w:t xml:space="preserve"> §12.5). Ya arrancado: </w:t>
-      </w:r>
-      <w:r>
-        <w:rPr>
-          <w:b/>
-          <w:sz w:val="21"/>
-        </w:rPr>
-        <w:t>Maestro en `MENU`, rojo fijo en las DOS puntas</w:t>
-      </w:r>
-      <w:r>
-        <w:rPr>
-          <w:b w:val="0"/>
-          <w:sz w:val="21"/>
-        </w:rPr>
-        <w:t xml:space="preserve"> repetido por</w:t>
+        <w:t xml:space="preserve"> §4.1)</w:t>
       </w:r>
     </w:p>
     <w:p>
@@ -2139,35 +2167,35 @@
           <w:b w:val="0"/>
           <w:sz w:val="21"/>
         </w:rPr>
-        <w:t xml:space="preserve">el latido, </w:t>
+        <w:t xml:space="preserve">y sale con una orden. </w:t>
       </w:r>
       <w:r>
         <w:rPr>
           <w:b/>
           <w:sz w:val="21"/>
         </w:rPr>
-        <w:t>pluma ABAJO</w:t>
-      </w:r>
-      <w:r>
-        <w:rPr>
-          <w:b w:val="0"/>
-          <w:sz w:val="21"/>
-        </w:rPr>
-        <w:t xml:space="preserve">; ambar intermitente en vez de rojo si no hay enlace. </w:t>
-      </w:r>
-      <w:r>
-        <w:rPr>
-          <w:b/>
-          <w:sz w:val="21"/>
-        </w:rPr>
-        <w:t>Excepcion unica:</w:t>
-      </w:r>
-      <w:r>
-        <w:rPr>
-          <w:b w:val="0"/>
-          <w:sz w:val="21"/>
-        </w:rPr>
-        <w:t xml:space="preserve"> si estaba en Degradado</w:t>
+        <w:t>Excepciones:</w:t>
+      </w:r>
+      <w:r>
+        <w:rPr>
+          <w:b w:val="0"/>
+          <w:sz w:val="21"/>
+        </w:rPr>
+        <w:t xml:space="preserve"> si estaba en Degradado cuando se fue la luz, reanuda en Degradado (</w:t>
+      </w:r>
+      <w:r>
+        <w:rPr>
+          <w:rFonts w:ascii="Consolas" w:hAnsi="Consolas"/>
+          <w:sz w:val="21"/>
+        </w:rPr>
+        <w:t>D-29</w:t>
+      </w:r>
+      <w:r>
+        <w:rPr>
+          <w:b w:val="0"/>
+          <w:sz w:val="21"/>
+        </w:rPr>
+        <w:t>);</w:t>
       </w:r>
     </w:p>
     <w:p>
@@ -2179,35 +2207,33 @@
           <w:b w:val="0"/>
           <w:sz w:val="21"/>
         </w:rPr>
-        <w:t>cuando se fue la luz, reanuda en Degradado (</w:t>
+        <w:t>si estaba en rojo fijo por hora perdida o por rojo total, arranca en ese rojo fijo (</w:t>
       </w:r>
       <w:r>
         <w:rPr>
           <w:rFonts w:ascii="Consolas" w:hAnsi="Consolas"/>
           <w:sz w:val="21"/>
         </w:rPr>
-        <w:t>D-29</w:t>
-      </w:r>
-      <w:r>
-        <w:rPr>
-          <w:b w:val="0"/>
-          <w:sz w:val="21"/>
-        </w:rPr>
-        <w:t xml:space="preserve">). </w:t>
-      </w:r>
-      <w:r>
-        <w:rPr>
-          <w:b/>
-          <w:sz w:val="21"/>
-        </w:rPr>
-        <w:t>Nunca reanuda el Automatico</w:t>
-      </w:r>
-      <w:r>
-        <w:rPr>
-          <w:b w:val="0"/>
-          <w:sz w:val="21"/>
-        </w:rPr>
-        <w:t xml:space="preserve"> (§0.B).</w:t>
+        <w:t>D-47</w:t>
+      </w:r>
+      <w:r>
+        <w:rPr>
+          <w:b w:val="0"/>
+          <w:sz w:val="21"/>
+        </w:rPr>
+        <w:t>). **Nunca reanuda el</w:t>
+      </w:r>
+    </w:p>
+    <w:p>
+      <w:pPr>
+        <w:spacing w:after="120"/>
+      </w:pPr>
+      <w:r>
+        <w:rPr>
+          <w:b w:val="0"/>
+          <w:sz w:val="21"/>
+        </w:rPr>
+        <w:t>Automatico** (§0.B).</w:t>
       </w:r>
     </w:p>
     <w:p>
@@ -4027,21 +4053,59 @@
           <w:b w:val="0"/>
           <w:sz w:val="21"/>
         </w:rPr>
-        <w:t xml:space="preserve">: el unico que da verde sin confirmar con la otra. Entrada </w:t>
+        <w:t>: el unico que da verde sin confirmar con</w:t>
+      </w:r>
+    </w:p>
+    <w:p>
+      <w:pPr>
+        <w:spacing w:after="120"/>
+      </w:pPr>
+      <w:r>
+        <w:rPr>
+          <w:b w:val="0"/>
+          <w:sz w:val="21"/>
+        </w:rPr>
+        <w:t xml:space="preserve">la otra. Entrada </w:t>
       </w:r>
       <w:r>
         <w:rPr>
           <w:b/>
           <w:sz w:val="21"/>
         </w:rPr>
-        <w:t>siempre manual</w:t>
-      </w:r>
-      <w:r>
-        <w:rPr>
-          <w:b w:val="0"/>
-          <w:sz w:val="21"/>
-        </w:rPr>
-        <w:t xml:space="preserve"> (</w:t>
+        <w:t>manual</w:t>
+      </w:r>
+      <w:r>
+        <w:rPr>
+          <w:b w:val="0"/>
+          <w:sz w:val="21"/>
+        </w:rPr>
+        <w:t xml:space="preserve">, o </w:t>
+      </w:r>
+      <w:r>
+        <w:rPr>
+          <w:b/>
+          <w:sz w:val="21"/>
+        </w:rPr>
+        <w:t>automatica</w:t>
+      </w:r>
+      <w:r>
+        <w:rPr>
+          <w:b w:val="0"/>
+          <w:sz w:val="21"/>
+        </w:rPr>
+        <w:t xml:space="preserve"> tras 5 min sin radio si un tecnico dejo la opcion activada con PIN en</w:t>
+      </w:r>
+    </w:p>
+    <w:p>
+      <w:pPr>
+        <w:spacing w:after="120"/>
+      </w:pPr>
+      <w:r>
+        <w:rPr>
+          <w:b w:val="0"/>
+          <w:sz w:val="21"/>
+        </w:rPr>
+        <w:t>los dos postes (</w:t>
       </w:r>
       <w:r>
         <w:rPr>
@@ -4055,7 +4119,21 @@
           <w:b w:val="0"/>
           <w:sz w:val="21"/>
         </w:rPr>
-        <w:t xml:space="preserve"> §7).</w:t>
+        <w:t xml:space="preserve"> §7, §7.ter; </w:t>
+      </w:r>
+      <w:r>
+        <w:rPr>
+          <w:rFonts w:ascii="Consolas" w:hAnsi="Consolas"/>
+          <w:sz w:val="21"/>
+        </w:rPr>
+        <w:t>A-15</w:t>
+      </w:r>
+      <w:r>
+        <w:rPr>
+          <w:b w:val="0"/>
+          <w:sz w:val="21"/>
+        </w:rPr>
+        <w:t>).</w:t>
       </w:r>
     </w:p>
     <w:p>
@@ -4761,6 +4839,13 @@
       </w:pPr>
       <w:r>
         <w:rPr>
+          <w:b w:val="0"/>
+          <w:sz w:val="21"/>
+        </w:rPr>
+        <w:t>🟢 ~~</w:t>
+      </w:r>
+      <w:r>
+        <w:rPr>
           <w:b/>
           <w:sz w:val="21"/>
         </w:rPr>
@@ -4771,7 +4856,35 @@
           <w:b w:val="0"/>
           <w:sz w:val="21"/>
         </w:rPr>
-        <w:t xml:space="preserve"> **El conductor no recibe ningun aviso de que el verde se</w:t>
+        <w:t xml:space="preserve">~~ → **construido en </w:t>
+      </w:r>
+      <w:r>
+        <w:rPr>
+          <w:rFonts w:ascii="Consolas" w:hAnsi="Consolas"/>
+          <w:sz w:val="21"/>
+        </w:rPr>
+        <w:t>cda33df</w:t>
+      </w:r>
+      <w:r>
+        <w:rPr>
+          <w:b w:val="0"/>
+          <w:sz w:val="21"/>
+        </w:rPr>
+        <w:t xml:space="preserve"> (</w:t>
+      </w:r>
+      <w:r>
+        <w:rPr>
+          <w:rFonts w:ascii="Consolas" w:hAnsi="Consolas"/>
+          <w:sz w:val="21"/>
+        </w:rPr>
+        <w:t>D-45</w:t>
+      </w:r>
+      <w:r>
+        <w:rPr>
+          <w:b w:val="0"/>
+          <w:sz w:val="21"/>
+        </w:rPr>
+        <w:t>), sin banco</w:t>
       </w:r>
     </w:p>
     <w:p>
@@ -4783,21 +4896,21 @@
           <w:b w:val="0"/>
           <w:sz w:val="21"/>
         </w:rPr>
-        <w:t>acaba</w:t>
-      </w:r>
-      <w:r>
-        <w:rPr>
-          <w:b/>
-          <w:sz w:val="21"/>
-        </w:rPr>
-        <w:t xml:space="preserve">; en su lugar hay un margen, no un aviso: el todo-rojo de despeje (`SPEC_1` §3.1). La pluma </w:t>
-      </w:r>
-      <w:r>
-        <w:rPr>
-          <w:b w:val="0"/>
-          <w:sz w:val="21"/>
-        </w:rPr>
-        <w:t>no** baja con el</w:t>
+        <w:t>ni tarjeta:** todo verde se cierra por 3 s de amarillo (</w:t>
+      </w:r>
+      <w:r>
+        <w:rPr>
+          <w:rFonts w:ascii="Consolas" w:hAnsi="Consolas"/>
+          <w:sz w:val="21"/>
+        </w:rPr>
+        <w:t>AMARILLO_SEG</w:t>
+      </w:r>
+      <w:r>
+        <w:rPr>
+          <w:b w:val="0"/>
+          <w:sz w:val="21"/>
+        </w:rPr>
+        <w:t>) antes del rojo, en las dos puntas y en todos</w:t>
       </w:r>
     </w:p>
     <w:p>
@@ -4809,21 +4922,21 @@
           <w:b w:val="0"/>
           <w:sz w:val="21"/>
         </w:rPr>
-        <w:t>rojo: espera unos segundos y, pasados, no baja mientras una camara vea algo debajo (</w:t>
+        <w:t>los modos, y el verde se abre directo (</w:t>
       </w:r>
       <w:r>
         <w:rPr>
           <w:rFonts w:ascii="Consolas" w:hAnsi="Consolas"/>
           <w:sz w:val="21"/>
         </w:rPr>
-        <w:t>SPEC_8</w:t>
-      </w:r>
-      <w:r>
-        <w:rPr>
-          <w:b w:val="0"/>
-          <w:sz w:val="21"/>
-        </w:rPr>
-        <w:t xml:space="preserve"> §1). **Ni ese retardo</w:t>
+        <w:t>SPEC_1</w:t>
+      </w:r>
+      <w:r>
+        <w:rPr>
+          <w:b w:val="0"/>
+          <w:sz w:val="21"/>
+        </w:rPr>
+        <w:t xml:space="preserve"> §3.2). La pluma sigue arriba durante el amarillo, baja unos segundos</w:t>
       </w:r>
     </w:p>
     <w:p>
@@ -4835,7 +4948,47 @@
           <w:b w:val="0"/>
           <w:sz w:val="21"/>
         </w:rPr>
-        <w:t>ni el veto de camara son un AVISO al conductor de que el verde se acaba**, y ese aviso es lo que falta.</w:t>
+        <w:t>despues del rojo y no baja mientras una camara vea algo debajo (</w:t>
+      </w:r>
+      <w:r>
+        <w:rPr>
+          <w:rFonts w:ascii="Consolas" w:hAnsi="Consolas"/>
+          <w:sz w:val="21"/>
+        </w:rPr>
+        <w:t>SPEC_8</w:t>
+      </w:r>
+      <w:r>
+        <w:rPr>
+          <w:b w:val="0"/>
+          <w:sz w:val="21"/>
+        </w:rPr>
+        <w:t xml:space="preserve"> §1). **Lo que los equipos de campo hacen lo</w:t>
+      </w:r>
+    </w:p>
+    <w:p>
+      <w:pPr>
+        <w:spacing w:after="120"/>
+      </w:pPr>
+      <w:r>
+        <w:rPr>
+          <w:b w:val="0"/>
+          <w:sz w:val="21"/>
+        </w:rPr>
+        <w:t xml:space="preserve">dice </w:t>
+      </w:r>
+      <w:r>
+        <w:rPr>
+          <w:rFonts w:ascii="Consolas" w:hAnsi="Consolas"/>
+          <w:sz w:val="21"/>
+        </w:rPr>
+        <w:t>ESTADO.md</w:t>
+      </w:r>
+      <w:r>
+        <w:rPr>
+          <w:b w:val="0"/>
+          <w:sz w:val="21"/>
+        </w:rPr>
+        <w:t>**: hasta cargar este firmware, siguen saltando de verde a rojo.</w:t>
       </w:r>
     </w:p>
     <w:p>
@@ -5076,21 +5229,14 @@
           <w:b/>
           <w:sz w:val="21"/>
         </w:rPr>
-        <w:t>NO ENTRA EN DEGRADADO SOLO, Y LA APP INVENTA LA CAUSA.</w:t>
-      </w:r>
-      <w:r>
-        <w:rPr>
-          <w:b w:val="0"/>
-          <w:sz w:val="21"/>
-        </w:rPr>
-        <w:t xml:space="preserve"> La entrada es siempre de una persona; el equipo publica </w:t>
-      </w:r>
-      <w:r>
-        <w:rPr>
-          <w:rFonts w:ascii="Consolas" w:hAnsi="Consolas"/>
-          <w:sz w:val="21"/>
-        </w:rPr>
-        <w:t>MODO:</w:t>
+        <w:t>SOLO ENTRA EN DEGRADADO SOLO SI UN TECNICO LO DEJO ACTIVADO ANTES, Y FUERA DE ESO LA APP INVENTA LA CAUSA.</w:t>
+      </w:r>
+      <w:r>
+        <w:rPr>
+          <w:b w:val="0"/>
+          <w:sz w:val="21"/>
+        </w:rPr>
+        <w:t xml:space="preserve"> Con la</w:t>
       </w:r>
     </w:p>
     <w:p>
@@ -5102,13 +5248,93 @@
           <w:b w:val="0"/>
           <w:sz w:val="21"/>
         </w:rPr>
-        <w:t xml:space="preserve">y </w:t>
+        <w:t>opcion automatica activada con PIN en los dos postes, entra tras 5 min sin radio y lo anuncia (</w:t>
       </w:r>
       <w:r>
         <w:rPr>
           <w:rFonts w:ascii="Consolas" w:hAnsi="Consolas"/>
           <w:sz w:val="21"/>
         </w:rPr>
+        <w:t>AUTO_ENTRADA</w:t>
+      </w:r>
+      <w:r>
+        <w:rPr>
+          <w:b w:val="0"/>
+          <w:sz w:val="21"/>
+        </w:rPr>
+        <w:t>);</w:t>
+      </w:r>
+    </w:p>
+    <w:p>
+      <w:pPr>
+        <w:spacing w:after="120"/>
+      </w:pPr>
+      <w:r>
+        <w:rPr>
+          <w:b w:val="0"/>
+          <w:sz w:val="21"/>
+        </w:rPr>
+        <w:t>sin ella la entrada es de una persona (</w:t>
+      </w:r>
+      <w:r>
+        <w:rPr>
+          <w:rFonts w:ascii="Consolas" w:hAnsi="Consolas"/>
+          <w:sz w:val="21"/>
+        </w:rPr>
+        <w:t>SPEC_2</w:t>
+      </w:r>
+      <w:r>
+        <w:rPr>
+          <w:b w:val="0"/>
+          <w:sz w:val="21"/>
+        </w:rPr>
+        <w:t xml:space="preserve"> §7.ter, </w:t>
+      </w:r>
+      <w:r>
+        <w:rPr>
+          <w:rFonts w:ascii="Consolas" w:hAnsi="Consolas"/>
+          <w:sz w:val="21"/>
+        </w:rPr>
+        <w:t>A-15</w:t>
+      </w:r>
+      <w:r>
+        <w:rPr>
+          <w:b w:val="0"/>
+          <w:sz w:val="21"/>
+        </w:rPr>
+        <w:t>, construido, sin banco). En los demas casos el equipo</w:t>
+      </w:r>
+    </w:p>
+    <w:p>
+      <w:pPr>
+        <w:spacing w:after="120"/>
+      </w:pPr>
+      <w:r>
+        <w:rPr>
+          <w:b w:val="0"/>
+          <w:sz w:val="21"/>
+        </w:rPr>
+        <w:t xml:space="preserve">publica </w:t>
+      </w:r>
+      <w:r>
+        <w:rPr>
+          <w:rFonts w:ascii="Consolas" w:hAnsi="Consolas"/>
+          <w:sz w:val="21"/>
+        </w:rPr>
+        <w:t>MODO:</w:t>
+      </w:r>
+      <w:r>
+        <w:rPr>
+          <w:b w:val="0"/>
+          <w:sz w:val="21"/>
+        </w:rPr>
+        <w:t xml:space="preserve"> y </w:t>
+      </w:r>
+      <w:r>
+        <w:rPr>
+          <w:rFonts w:ascii="Consolas" w:hAnsi="Consolas"/>
+          <w:sz w:val="21"/>
+        </w:rPr>
         <w:t>ESTADO:</w:t>
       </w:r>
       <w:r>
@@ -5130,7 +5356,7 @@
           <w:b w:val="0"/>
           <w:sz w:val="21"/>
         </w:rPr>
-        <w:t xml:space="preserve">: los textos de causa que el operario lee estan escritos en </w:t>
+        <w:t xml:space="preserve">: los textos de causa estan escritos en </w:t>
       </w:r>
       <w:r>
         <w:rPr>
